--- a/document_templates/russian_library/Исковые_заявления/Защита_прав_потребителей/шаблон_Исковое_заявление_о_соразмерном_уменьшении_покупной_цены_С_представителем_.docx
+++ b/document_templates/russian_library/Исковые_заявления/Защита_прав_потребителей/шаблон_Исковое_заявление_о_соразмерном_уменьшении_покупной_цены_С_представителем_.docx
@@ -51,15 +51,14 @@
           <w:lang w:val="en-US"/>
         </w:rPr>
       </w:pPr>
-      <w:proofErr w:type="gramStart"/>
-      <w:r>
-        <w:rPr>
-          <w:rFonts w:ascii="Times New Roman" w:hAnsi="Times New Roman" w:cs="Times New Roman"/>
-          <w:sz w:val="24"/>
-          <w:szCs w:val="24"/>
-          <w:lang w:val="en-US"/>
-        </w:rPr>
-        <w:t>{{ court_w_t_w_r_w_prooferr_w_type_gramend_w_r_w_rpr_w_rfonts_w_ascii_times_new_roman_w_hansi_times_new_roman_w_cs_times_new_roman_w_sz_w_val_24_w_szcs_w_val_24_w_lang_w_val_en_us_w_rpr_w_t_xml_space_preserve_address }}</w:t>
+      <w:r>
+        <w:rPr>
+          <w:rFonts w:ascii="Times New Roman" w:hAnsi="Times New Roman" w:cs="Times New Roman"/>
+          <w:sz w:val="24"/>
+          <w:szCs w:val="24"/>
+          <w:lang w:val="en-US"/>
+        </w:rPr>
+        <w:t>{{ court_address }}</w:t>
       </w:r>
     </w:p>
     <w:p>
@@ -124,7 +123,7 @@
           <w:sz w:val="24"/>
           <w:szCs w:val="24"/>
         </w:rPr>
-        <w:t xml:space="preserve">{{ w_t_w_r_w_r_w_rpr_w_rfonts_w_ascii_times_new_roman_w_hansi_times_new_roman_w_cs_times_new_roman_w_sz_w_val_24_w_szcs_w_val_24_w_lang_w_val_en_us_w_rpr_w_t_plaintiff_w_t_w_r_w_r_w_rsidrpr_006147eb_w_rpr_w_rfonts_w_ascii_times_new_roman_w_hansi_times_new_roman_w_cs_times_new_roman_w_sz_w_val_24_w_szcs_w_val_24_w_rpr_w_t_xml_space_preserve_w_t_w_r_w_r_w_rpr_w_rfonts_w_ascii_times_new_roman_w_hansi_times_new_roman_w_cs_times_new_roman_w_sz_w_val_24_w_szcs_w_val_24_w_lang_w_val_en_us_w_rpr_w_t_passport_w_t_w_r_w_r_w_rsidrpr_006147eb_w_rpr_w_rfonts_w_ascii_times_new_roman_w_hansi_times_new_roman_w_cs_times_new_roman_w_sz_w_val_24_w_szcs_w_val_24_w_rpr_w_t_xml_space_preserve }}</w:t>
+        <w:t xml:space="preserve">{{ plaintiff_passport }}</w:t>
       </w:r>
     </w:p>
     <w:p>
@@ -175,7 +174,7 @@
           <w:sz w:val="24"/>
           <w:szCs w:val="24"/>
         </w:rPr>
-        <w:t xml:space="preserve">{{ w_t_w_r_w_r_w_rsidr_006147eb_w_rpr_w_rfonts_w_ascii_times_new_roman_w_hansi_times_new_roman_w_cs_times_new_roman_w_sz_w_val_24_w_szcs_w_val_24_w_lang_w_val_en_us_w_rpr_w_t_plaintiff_w_t_w_r_w_r_w_rsidr_006147eb_w_rsidrpr_006147eb_w_rpr_w_rfonts_w_ascii_times_new_roman_w_hansi_times_new_roman_w_cs_times_new_roman_w_sz_w_val_24_w_szcs_w_val_24_w_rpr_w_t_xml_space_preserve_w_t_w_r_w_r_w_rsidr_006147eb_w_rpr_w_rfonts_w_ascii_times_new_roman_w_hansi_times_new_roman_w_cs_times_new_roman_w_sz_w_val_24_w_szcs_w_val_24_w_lang_w_val_en_us_w_rpr_w_t_representative_w_t_w_r_w_r_w_rsidr_006147eb_w_rsidrpr_006147eb_w_rpr_w_rfonts_w_ascii_times_new_roman_w_hansi_times_new_roman_w_cs_times_new_roman_w_sz_w_val_24_w_szcs_w_val_24_w_rpr_w_t_xml_space_preserve }}</w:t>
+        <w:t xml:space="preserve">{{ plaintiff_representative }}</w:t>
       </w:r>
     </w:p>
     <w:p>
@@ -202,7 +201,7 @@
           <w:sz w:val="24"/>
           <w:szCs w:val="24"/>
         </w:rPr>
-        <w:t xml:space="preserve">{{ w_t_w_r_w_r_w_rsidr_006147eb_w_rpr_w_rfonts_w_ascii_times_new_roman_w_hansi_times_new_roman_w_cs_times_new_roman_w_sz_w_val_24_w_szcs_w_val_24_w_lang_w_val_en_us_w_rpr_w_t_defendant_w_t_w_r_w_r_w_rsidr_006147eb_w_rsidrpr_006147eb_w_rpr_w_rfonts_w_ascii_times_new_roman_w_hansi_times_new_roman_w_cs_times_new_roman_w_sz_w_val_24_w_szcs_w_val_24_w_rpr_w_t_xml_space_preserve }}</w:t>
+        <w:t xml:space="preserve">{{ defendant }}</w:t>
       </w:r>
     </w:p>
     <w:p>
@@ -257,7 +256,7 @@
           <w:szCs w:val="24"/>
           <w:lang w:val="en-US"/>
         </w:rPr>
-        <w:t xml:space="preserve">{{ w_t_w_r_w_r_w_rsidr_006147eb_w_rpr_w_rfonts_w_ascii_times_new_roman_w_hansi_times_new_roman_w_cs_times_new_roman_w_sz_w_val_24_w_szcs_w_val_24_w_lang_w_val_en_us_w_rpr_w_t_defendant_w_t_w_r_w_r_w_rsidr_006147eb_w_rsidrpr_006147eb_w_rpr_w_rfonts_w_ascii_times_new_roman_w_hansi_times_new_roman_w_cs_times_new_roman_w_sz_w_val_24_w_szcs_w_val_24_w_lang_w_val_en_us_w_rpr_w_t_xml_space_preserve_w_t_w_r_w_r_w_rsidr_006147eb_w_rpr_w_rfonts_w_ascii_times_new_roman_w_hansi_times_new_roman_w_cs_times_new_roman_w_sz_w_val_24_w_szcs_w_val_24_w_lang_w_val_en_us_w_rpr_w_t_registration_address }}</w:t>
+        <w:t xml:space="preserve">{{ defendant }}</w:t>
       </w:r>
     </w:p>
     <w:p>
@@ -301,7 +300,7 @@
           <w:sz w:val="24"/>
           <w:szCs w:val="24"/>
         </w:rPr>
-        <w:t xml:space="preserve">{{ w_t_w_r_w_r_w_rsidr_006147eb_w_rpr_w_rfonts_w_ascii_times_new_roman_w_hansi_times_new_roman_w_cs_times_new_roman_w_sz_w_val_24_w_szcs_w_val_24_w_lang_w_val_en_us_w_rpr_w_t_plaintiff_w_t_w_r_w_r_w_rsidr_006147eb_w_rsidrpr_006147eb_w_rpr_w_rfonts_w_ascii_times_new_roman_w_hansi_times_new_roman_w_cs_times_new_roman_w_sz_w_val_24_w_szcs_w_val_24_w_rpr_w_t_xml_space_preserve }}</w:t>
+        <w:t xml:space="preserve">{{ plaintiff }}</w:t>
       </w:r>
       <w:r>
         <w:rPr>
@@ -317,7 +316,7 @@
           <w:sz w:val="24"/>
           <w:szCs w:val="24"/>
         </w:rPr>
-        <w:t xml:space="preserve"> {{ w_t_w_r_w_r_w_rsidr_006147eb_w_rpr_w_rfonts_w_ascii_times_new_roman_w_hansi_times_new_roman_w_cs_times_new_roman_w_sz_w_val_24_w_szcs_w_val_24_w_lang_w_val_en_us_w_rpr_w_t_purchase_w_t_w_r_w_r_w_rsidr_006147eb_w_rsidrpr_006147eb_w_rpr_w_rfonts_w_ascii_times_new_roman_w_hansi_times_new_roman_w_cs_times_new_roman_w_sz_w_val_24_w_szcs_w_val_24_w_rpr_w_t_xml_space_preserve_w_t_w_r_w_r_w_rsidr_006147eb_w_rpr_w_rfonts_w_ascii_times_new_roman_w_hansi_times_new_roman_w_cs_times_new_roman_w_sz_w_val_24_w_szcs_w_val_24_w_lang_w_val_en_us_w_rpr_w_t_date_w_t_w_r_w_r_w_rsidr_006147eb_w_rsidrpr_006147eb_w_rpr_w_rfonts_w_ascii_times_new_roman_w_hansi_times_new_roman_w_cs_times_new_roman_w_sz_w_val_24_w_szcs_w_val_24_w_rpr_w_t_xml_space_preserve }}</w:t>
+        <w:t xml:space="preserve"> {{ purchase_date }}</w:t>
       </w:r>
       <w:r>
         <w:rPr>
@@ -333,7 +332,7 @@
           <w:sz w:val="24"/>
           <w:szCs w:val="24"/>
         </w:rPr>
-        <w:t xml:space="preserve">{{ w_t_w_r_w_r_w_rsidr_006147eb_w_rpr_w_rfonts_w_ascii_times_new_roman_w_hansi_times_new_roman_w_cs_times_new_roman_w_sz_w_val_24_w_szcs_w_val_24_w_lang_w_val_en_us_w_rpr_w_t_store_w_t_w_r_w_r_w_rsidr_006147eb_w_rsidrpr_006147eb_w_rpr_w_rfonts_w_ascii_times_new_roman_w_hansi_times_new_roman_w_cs_times_new_roman_w_sz_w_val_24_w_szcs_w_val_24_w_rpr_w_t_xml_space_preserve_w_t_w_r_w_r_w_rsidr_006147eb_w_rpr_w_rfonts_w_ascii_times_new_roman_w_hansi_times_new_roman_w_cs_times_new_roman_w_sz_w_val_24_w_szcs_w_val_24_w_lang_w_val_en_us_w_rpr_w_t_name_w_t_w_r_w_r_w_rsidr_006147eb_w_rsidrpr_006147eb_w_rpr_w_rfonts_w_ascii_times_new_roman_w_hansi_times_new_roman_w_cs_times_new_roman_w_sz_w_val_24_w_szcs_w_val_24_w_rpr_w_t_xml_space_preserve }} {{ w_t_w_r_w_r_w_rsidr_006147eb_w_rpr_w_rfonts_w_ascii_times_new_roman_w_hansi_times_new_roman_w_cs_times_new_roman_w_sz_w_val_24_w_szcs_w_val_24_w_lang_w_val_en_us_w_rpr_w_t_item_w_t_w_r_w_r_w_rsidr_006147eb_w_rsidrpr_006147eb_w_rpr_w_rfonts_w_ascii_times_new_roman_w_hansi_times_new_roman_w_cs_times_new_roman_w_sz_w_val_24_w_szcs_w_val_24_w_rpr_w_t_xml_space_preserve_w_t_w_r_w_r_w_rsidr_006147eb_w_rpr_w_rfonts_w_ascii_times_new_roman_w_hansi_times_new_roman_w_cs_times_new_roman_w_sz_w_val_24_w_szcs_w_val_24_w_lang_w_val_en_us_w_rpr_w_t_name_w_t_w_r_w_r_w_rsidr_006147eb_w_rsidrpr_006147eb_w_rpr_w_rfonts_w_ascii_times_new_roman_w_hansi_times_new_roman_w_cs_times_new_roman_w_sz_w_val_24_w_szcs_w_val_24_w_rpr_w_t_xml_space_preserve }}</w:t>
+        <w:t xml:space="preserve">{{ store_name }} {{ item_name }}</w:t>
       </w:r>
       <w:r>
         <w:rPr>
@@ -349,7 +348,7 @@
           <w:sz w:val="24"/>
           <w:szCs w:val="24"/>
         </w:rPr>
-        <w:t xml:space="preserve">{{ w_t_w_r_w_r_w_rsidr_006147eb_w_rpr_w_rfonts_w_ascii_times_new_roman_w_hansi_times_new_roman_w_cs_times_new_roman_w_sz_w_val_24_w_szcs_w_val_24_w_lang_w_val_en_us_w_rpr_w_t_item_w_t_w_r_w_r_w_rsidr_006147eb_w_rsidrpr_006147eb_w_rpr_w_rfonts_w_ascii_times_new_roman_w_hansi_times_new_roman_w_cs_times_new_roman_w_sz_w_val_24_w_szcs_w_val_24_w_rpr_w_t_xml_space_preserve_w_t_w_r_w_r_w_rsidr_006147eb_w_rpr_w_rfonts_w_ascii_times_new_roman_w_hansi_times_new_roman_w_cs_times_new_roman_w_sz_w_val_24_w_szcs_w_val_24_w_lang_w_val_en_us_w_rpr_w_t_price_w_t_w_r_w_r_w_rsidr_006147eb_w_rsidrpr_006147eb_w_rpr_w_rfonts_w_ascii_times_new_roman_w_hansi_times_new_roman_w_cs_times_new_roman_w_sz_w_val_24_w_szcs_w_val_24_w_rpr_w_t_xml_space_preserve }}</w:t>
+        <w:t xml:space="preserve">{{ item_price }}</w:t>
       </w:r>
       <w:r>
         <w:rPr>
@@ -365,7 +364,7 @@
           <w:sz w:val="24"/>
           <w:szCs w:val="24"/>
         </w:rPr>
-        <w:t xml:space="preserve">{{ w_t_w_r_w_r_w_rsidr_006147eb_w_rpr_w_rfonts_w_ascii_times_new_roman_w_hansi_times_new_roman_w_cs_times_new_roman_w_sz_w_val_24_w_szcs_w_val_24_w_lang_w_val_en_us_w_rpr_w_t_delivery_w_t_w_r_w_r_w_rsidr_006147eb_w_rsidrpr_006147eb_w_rpr_w_rfonts_w_ascii_times_new_roman_w_hansi_times_new_roman_w_cs_times_new_roman_w_sz_w_val_24_w_szcs_w_val_24_w_rpr_w_t_xml_space_preserve_w_t_w_r_w_r_w_rsidr_006147eb_w_rpr_w_rfonts_w_ascii_times_new_roman_w_hansi_times_new_roman_w_cs_times_new_roman_w_sz_w_val_24_w_szcs_w_val_24_w_lang_w_val_en_us_w_rpr_w_t_details_w_t_w_r_w_r_w_rsidr_006147eb_w_rsidrpr_006147eb_w_rpr_w_rfonts_w_ascii_times_new_roman_w_hansi_times_new_roman_w_cs_times_new_roman_w_sz_w_val_24_w_szcs_w_val_24_w_rpr_w_t_xml_space_preserve }}</w:t>
+        <w:t xml:space="preserve">{{ delivery_details }}</w:t>
       </w:r>
       <w:r>
         <w:rPr>
@@ -381,7 +380,7 @@
           <w:sz w:val="24"/>
           <w:szCs w:val="24"/>
         </w:rPr>
-        <w:t xml:space="preserve">{{ w_t_w_r_w_r_w_rsidr_006147eb_w_rpr_w_rfonts_w_ascii_times_new_roman_w_hansi_times_new_roman_w_cs_times_new_roman_w_sz_w_val_24_w_szcs_w_val_24_w_lang_w_val_en_us_w_rpr_w_t_issue_w_t_w_r_w_r_w_rsidr_006147eb_w_rsidrpr_006147eb_w_rpr_w_rfonts_w_ascii_times_new_roman_w_hansi_times_new_roman_w_cs_times_new_roman_w_sz_w_val_24_w_szcs_w_val_24_w_rpr_w_t_xml_space_preserve_w_t_w_r_w_r_w_rsidr_006147eb_w_rpr_w_rfonts_w_ascii_times_new_roman_w_hansi_times_new_roman_w_cs_times_new_roman_w_sz_w_val_24_w_szcs_w_val_24_w_lang_w_val_en_us_w_rpr_w_t_description_w_t_w_r_w_r_w_rsidr_006147eb_w_rsidrpr_006147eb_w_rpr_w_rfonts_w_ascii_times_new_roman_w_hansi_times_new_roman_w_cs_times_new_roman_w_sz_w_val_24_w_szcs_w_val_24_w_rpr_w_t_xml_space_preserve }}</w:t>
+        <w:t xml:space="preserve">{{ issue_description }}</w:t>
       </w:r>
       <w:r>
         <w:rPr>
@@ -401,15 +400,14 @@
           <w:szCs w:val="24"/>
         </w:rPr>
       </w:pPr>
-      <w:proofErr w:type="gramStart"/>
-      <w:r>
-        <w:rPr>
-          <w:rFonts w:ascii="Times New Roman" w:hAnsi="Times New Roman" w:cs="Times New Roman"/>
-          <w:sz w:val="24"/>
-          <w:szCs w:val="24"/>
-          <w:lang w:val="en-US"/>
-        </w:rPr>
-        <w:t>{{ moral_w_t_w_r_w_prooferr_w_type_gramend_w_r_w_rpr_w_rfonts_w_ascii_times_new_roman_w_hansi_times_new_roman_w_cs_times_new_roman_w_sz_w_val_24_w_szcs_w_val_24_w_lang_w_val_en_us_w_rpr_w_t_xml_space_preserve_damage_description }}</w:t>
+      <w:r>
+        <w:rPr>
+          <w:rFonts w:ascii="Times New Roman" w:hAnsi="Times New Roman" w:cs="Times New Roman"/>
+          <w:sz w:val="24"/>
+          <w:szCs w:val="24"/>
+          <w:lang w:val="en-US"/>
+        </w:rPr>
+        <w:t>{{ moral_damage_description }}</w:t>
       </w:r>
       <w:r>
         <w:rPr>
@@ -498,7 +496,7 @@
           <w:sz w:val="24"/>
           <w:szCs w:val="24"/>
         </w:rPr>
-        <w:t>{{ w_t_w_r_w_r_w_rpr_w_rfonts_w_ascii_times_new_roman_w_hansi_times_new_roman_w_cs_times_new_roman_w_sz_w_val_24_w_szcs_w_val_24_w_lang_w_val_en_us_w_rpr_w_t_xml_space_preserve_claim_list }}</w:t>
+        <w:t>{{ claim_list }}</w:t>
       </w:r>
     </w:p>
     <w:p>
